--- a/src/services/solar/template.docx
+++ b/src/services/solar/template.docx
@@ -4410,6 +4410,8 @@
       <w:rPr>
         <w:rFonts w:ascii="Arial" w:eastAsia="Arial" w:hAnsi="Arial" w:cs="Arial"/>
         <w:color w:val="1A1A1A"/>
+        <w:sz w:val="24"/>
+        <w:szCs w:val="24"/>
         <w:lang w:val="pt-BR" w:eastAsia="pt-BR" w:bidi="ar-SA"/>
       </w:rPr>
     </w:rPrDefault>
